--- a/lessons/3-4/downloads/3-4-notes-l2.docx
+++ b/lessons/3-4/downloads/3-4-notes-l2.docx
@@ -1741,47 +1741,6 @@
         <w:t xml:space="preserve">Write About the Math</w:t>
       </w:r>
     </w:p>
-    <w:p>
-      <w:pPr>
-        <w:spacing w:after="100"/>
-      </w:pPr>
-      <w:r>
-        <w:rPr>
-          <w:i/>
-          <w:iCs/>
-          <w:color w:val="5F6F80"/>
-          <w:sz w:val="19"/>
-          <w:szCs w:val="19"/>
-        </w:rPr>
-        <w:t xml:space="preserve">Use the support level you need. Every level answers the same math question.</w:t>
-      </w:r>
-    </w:p>
-    <w:p>
-      <w:pPr>
-        <w:pStyle w:val="Heading2"/>
-        <w:spacing w:after="80" w:before="180"/>
-      </w:pPr>
-      <w:r>
-        <w:rPr>
-          <w:b/>
-          <w:bCs/>
-          <w:color w:val="12355B"/>
-          <w:sz w:val="24"/>
-          <w:szCs w:val="24"/>
-        </w:rPr>
-        <w:t xml:space="preserve">1. Understand the Question</w:t>
-      </w:r>
-      <w:r>
-        <w:rPr>
-          <w:i/>
-          <w:iCs/>
-          <w:color w:val="B97A12"/>
-          <w:sz w:val="19"/>
-          <w:szCs w:val="19"/>
-        </w:rPr>
-        <w:t xml:space="preserve">   explain</w:t>
-      </w:r>
-    </w:p>
     <w:tbl>
       <w:tblPr>
         <w:tblW w:type="pct" w:w="100%"/>
@@ -1821,71 +1780,27 @@
               <w:t xml:space="preserve">A food truck tracks how many tacos it sells and how much salsa it uses. After recording data for a week, the owner plots the points on a graph and notices they form a straight line. This helps the owner predict exactly how much salsa to prepare for any number of tacos?</w:t>
             </w:r>
           </w:p>
-          <w:p>
-            <w:pPr>
-              <w:spacing w:after="0"/>
-            </w:pPr>
-            <w:r>
-              <w:rPr>
-                <w:b/>
-                <w:bCs/>
-                <w:color w:val="12355B"/>
-                <w:sz w:val="20"/>
-                <w:szCs w:val="20"/>
-              </w:rPr>
-              <w:t xml:space="preserve">Your job:  </w:t>
-            </w:r>
-            <w:r>
-              <w:rPr>
-                <w:sz w:val="20"/>
-                <w:szCs w:val="20"/>
-              </w:rPr>
-              <w:t xml:space="preserve">Answer the question. Use math evidence. Explain how the evidence proves your answer.</w:t>
-            </w:r>
-            <w:r>
-              <w:rPr>
-                <w:i/>
-                <w:iCs/>
-                <w:color w:val="5F6F80"/>
-                <w:sz w:val="18"/>
-                <w:szCs w:val="18"/>
-              </w:rPr>
-              <w:br/>
-              <w:t xml:space="preserve">Responde la pregunta. Usa evidencia matemática. Explica cómo la evidencia demuestra tu respuesta.</w:t>
-            </w:r>
-          </w:p>
         </w:tc>
       </w:tr>
     </w:tbl>
     <w:p>
       <w:pPr>
-        <w:pStyle w:val="Heading2"/>
-        <w:spacing w:after="80" w:before="180"/>
-      </w:pPr>
-      <w:r>
-        <w:rPr>
-          <w:b/>
-          <w:bCs/>
-          <w:color w:val="12355B"/>
-          <w:sz w:val="24"/>
-          <w:szCs w:val="24"/>
-        </w:rPr>
-        <w:t xml:space="preserve">2. Plan Your Math Words</w:t>
-      </w:r>
+        <w:spacing w:after="100"/>
+      </w:pPr>
       <w:r>
         <w:rPr>
           <w:i/>
           <w:iCs/>
-          <w:color w:val="1FA6A2"/>
+          <w:color w:val="5F6F80"/>
           <w:sz w:val="19"/>
           <w:szCs w:val="19"/>
         </w:rPr>
-        <w:t xml:space="preserve">   check at least two</w:t>
-      </w:r>
-    </w:p>
-    <w:p>
-      <w:pPr>
-        <w:spacing w:after="60"/>
+        <w:t xml:space="preserve">Say your answer to a partner first. Then write it, using at least two of these words:</w:t>
+      </w:r>
+    </w:p>
+    <w:p>
+      <w:pPr>
+        <w:spacing w:after="40"/>
       </w:pPr>
       <w:r>
         <w:rPr>
@@ -1905,14 +1820,7 @@
           <w:sz w:val="20"/>
           <w:szCs w:val="20"/>
         </w:rPr>
-        <w:t xml:space="preserve">Graph Ratio Tables — </w:t>
-      </w:r>
-      <w:r>
-        <w:rPr>
-          <w:sz w:val="20"/>
-          <w:szCs w:val="20"/>
-        </w:rPr>
-        <w:t xml:space="preserve">Plot the paired values from a ratio table as ordered pairs.</w:t>
+        <w:t xml:space="preserve">Coordinate plane</w:t>
       </w:r>
       <w:r>
         <w:rPr>
@@ -1922,13 +1830,12 @@
           <w:sz w:val="18"/>
           <w:szCs w:val="18"/>
         </w:rPr>
-        <w:br/>
-        <w:t xml:space="preserve">Representar tablas de razones en una gráfica — Ubicar los valores emparejados de una tabla de razones como pares ordenados.</w:t>
-      </w:r>
-    </w:p>
-    <w:p>
-      <w:pPr>
-        <w:spacing w:after="60"/>
+        <w:t xml:space="preserve">  ·  Plano cartesiano</w:t>
+      </w:r>
+    </w:p>
+    <w:p>
+      <w:pPr>
+        <w:spacing w:after="40"/>
       </w:pPr>
       <w:r>
         <w:rPr>
@@ -1948,14 +1855,7 @@
           <w:sz w:val="20"/>
           <w:szCs w:val="20"/>
         </w:rPr>
-        <w:t xml:space="preserve">Coordinate plane — </w:t>
-      </w:r>
-      <w:r>
-        <w:rPr>
-          <w:sz w:val="20"/>
-          <w:szCs w:val="20"/>
-        </w:rPr>
-        <w:t xml:space="preserve">A grid with a line going across and a line going up to plot points.</w:t>
+        <w:t xml:space="preserve">Ordered pair</w:t>
       </w:r>
       <w:r>
         <w:rPr>
@@ -1965,13 +1865,12 @@
           <w:sz w:val="18"/>
           <w:szCs w:val="18"/>
         </w:rPr>
-        <w:br/>
-        <w:t xml:space="preserve">Plano cartesiano — Una cuadrícula con una línea horizontal y una vertical para marcar puntos.</w:t>
-      </w:r>
-    </w:p>
-    <w:p>
-      <w:pPr>
-        <w:spacing w:after="60"/>
+        <w:t xml:space="preserve">  ·  Par ordenado</w:t>
+      </w:r>
+    </w:p>
+    <w:p>
+      <w:pPr>
+        <w:spacing w:after="40"/>
       </w:pPr>
       <w:r>
         <w:rPr>
@@ -1991,14 +1890,7 @@
           <w:sz w:val="20"/>
           <w:szCs w:val="20"/>
         </w:rPr>
-        <w:t xml:space="preserve">Ordered pair — </w:t>
-      </w:r>
-      <w:r>
-        <w:rPr>
-          <w:sz w:val="20"/>
-          <w:szCs w:val="20"/>
-        </w:rPr>
-        <w:t xml:space="preserve">Two numbers (x, y) that tell where a point is on a grid.</w:t>
+        <w:t xml:space="preserve">Linear pattern</w:t>
       </w:r>
       <w:r>
         <w:rPr>
@@ -2008,13 +1900,12 @@
           <w:sz w:val="18"/>
           <w:szCs w:val="18"/>
         </w:rPr>
-        <w:br/>
-        <w:t xml:space="preserve">Par ordenado — Dos números (x, y) que dicen dónde está un punto en una cuadrícula.</w:t>
-      </w:r>
-    </w:p>
-    <w:p>
-      <w:pPr>
-        <w:spacing w:after="60"/>
+        <w:t xml:space="preserve">  ·  Patrón lineal</w:t>
+      </w:r>
+    </w:p>
+    <w:p>
+      <w:pPr>
+        <w:spacing w:after="40"/>
       </w:pPr>
       <w:r>
         <w:rPr>
@@ -2034,14 +1925,7 @@
           <w:sz w:val="20"/>
           <w:szCs w:val="20"/>
         </w:rPr>
-        <w:t xml:space="preserve">Linear pattern — </w:t>
-      </w:r>
-      <w:r>
-        <w:rPr>
-          <w:sz w:val="20"/>
-          <w:szCs w:val="20"/>
-        </w:rPr>
-        <w:t xml:space="preserve">Points that make a straight line on a grid.</w:t>
+        <w:t xml:space="preserve">Proportional</w:t>
       </w:r>
       <w:r>
         <w:rPr>
@@ -2051,13 +1935,12 @@
           <w:sz w:val="18"/>
           <w:szCs w:val="18"/>
         </w:rPr>
-        <w:br/>
-        <w:t xml:space="preserve">Patrón lineal — Puntos que forman una línea recta en una cuadrícula.</w:t>
-      </w:r>
-    </w:p>
-    <w:p>
-      <w:pPr>
-        <w:spacing w:after="60"/>
+        <w:t xml:space="preserve">  ·  Proporcional</w:t>
+      </w:r>
+    </w:p>
+    <w:p>
+      <w:pPr>
+        <w:spacing w:after="40"/>
       </w:pPr>
       <w:r>
         <w:rPr>
@@ -2077,14 +1960,7 @@
           <w:sz w:val="20"/>
           <w:szCs w:val="20"/>
         </w:rPr>
-        <w:t xml:space="preserve">Proportional — </w:t>
-      </w:r>
-      <w:r>
-        <w:rPr>
-          <w:sz w:val="20"/>
-          <w:szCs w:val="20"/>
-        </w:rPr>
-        <w:t xml:space="preserve">Two amounts that grow together at the same rate.</w:t>
+        <w:t xml:space="preserve">Origin</w:t>
       </w:r>
       <w:r>
         <w:rPr>
@@ -2094,109 +1970,7 @@
           <w:sz w:val="18"/>
           <w:szCs w:val="18"/>
         </w:rPr>
-        <w:br/>
-        <w:t xml:space="preserve">Proporcional — Dos cantidades que crecen juntas al mismo ritmo.</w:t>
-      </w:r>
-    </w:p>
-    <w:tbl>
-      <w:tblPr>
-        <w:tblW w:type="pct" w:w="100%"/>
-        <w:tblBorders>
-          <w:top w:val="single" w:color="1FA6A2" w:sz="8"/>
-          <w:left w:val="single" w:color="1FA6A2" w:sz="8"/>
-          <w:bottom w:val="single" w:color="1FA6A2" w:sz="8"/>
-          <w:right w:val="single" w:color="1FA6A2" w:sz="8"/>
-          <w:insideH w:val="single" w:color="auto" w:sz="4"/>
-          <w:insideV w:val="single" w:color="auto" w:sz="4"/>
-        </w:tblBorders>
-      </w:tblPr>
-      <w:tblGrid>
-        <w:gridCol w:w="100"/>
-      </w:tblGrid>
-      <w:tr>
-        <w:tc>
-          <w:tcPr>
-            <w:shd w:fill="F7FFFD" w:color="auto" w:val="clear"/>
-            <w:tcMar>
-              <w:top w:type="dxa" w:w="120"/>
-              <w:left w:type="dxa" w:w="180"/>
-              <w:bottom w:type="dxa" w:w="120"/>
-              <w:right w:type="dxa" w:w="180"/>
-            </w:tcMar>
-          </w:tcPr>
-          <w:p>
-            <w:pPr>
-              <w:spacing w:after="50"/>
-            </w:pPr>
-            <w:r>
-              <w:rPr>
-                <w:b/>
-                <w:bCs/>
-                <w:color w:val="1FA6A2"/>
-                <w:sz w:val="20"/>
-                <w:szCs w:val="20"/>
-              </w:rPr>
-              <w:t xml:space="preserve">Say it first:  </w:t>
-            </w:r>
-            <w:r>
-              <w:rPr>
-                <w:sz w:val="20"/>
-                <w:szCs w:val="20"/>
-              </w:rPr>
-              <w:t xml:space="preserve">Say your idea to a partner or quietly to yourself before you write.</w:t>
-            </w:r>
-          </w:p>
-          <w:p>
-            <w:pPr>
-              <w:spacing w:after="60"/>
-            </w:pPr>
-            <w:r>
-              <w:rPr>
-                <w:color w:val="1A2733"/>
-                <w:sz w:val="21"/>
-                <w:szCs w:val="21"/>
-              </w:rPr>
-              <w:t xml:space="preserve">Every point on the line has the same ratio — ___ taco to ___ ounces of salsa — so 10 tacos would use ___ ounces.</w:t>
-            </w:r>
-            <w:r>
-              <w:rPr>
-                <w:i/>
-                <w:iCs/>
-                <w:color w:val="5F6F80"/>
-                <w:sz w:val="19"/>
-                <w:szCs w:val="19"/>
-              </w:rPr>
-              <w:br/>
-              <w:t xml:space="preserve">Di tu respuesta primero: Mi respuesta es ___ porque ___.</w:t>
-            </w:r>
-          </w:p>
-        </w:tc>
-      </w:tr>
-    </w:tbl>
-    <w:p>
-      <w:pPr>
-        <w:pStyle w:val="Heading2"/>
-        <w:spacing w:after="80" w:before="180"/>
-      </w:pPr>
-      <w:r>
-        <w:rPr>
-          <w:b/>
-          <w:bCs/>
-          <w:color w:val="12355B"/>
-          <w:sz w:val="24"/>
-          <w:szCs w:val="24"/>
-        </w:rPr>
-        <w:t xml:space="preserve">3. Build Your Explanation</w:t>
-      </w:r>
-      <w:r>
-        <w:rPr>
-          <w:i/>
-          <w:iCs/>
-          <w:color w:val="B97A12"/>
-          <w:sz w:val="19"/>
-          <w:szCs w:val="19"/>
-        </w:rPr>
-        <w:t xml:space="preserve">   choose your support</w:t>
+        <w:t xml:space="preserve">  ·  Origen</w:t>
       </w:r>
     </w:p>
     <w:tbl>
@@ -2227,21 +2001,6 @@
           </w:tcPr>
           <w:p>
             <w:pPr>
-              <w:spacing w:after="50"/>
-            </w:pPr>
-            <w:r>
-              <w:rPr>
-                <w:i/>
-                <w:iCs/>
-                <w:color w:val="5F6F80"/>
-                <w:sz w:val="19"/>
-                <w:szCs w:val="19"/>
-              </w:rPr>
-              <w:t xml:space="preserve">This model shows the parts of an explanation. It does not answer your writing question.</w:t>
-            </w:r>
-          </w:p>
-          <w:p>
-            <w:pPr>
               <w:spacing w:after="80"/>
             </w:pPr>
             <w:r>
@@ -2252,58 +2011,14 @@
                 <w:sz w:val="19"/>
                 <w:szCs w:val="19"/>
               </w:rPr>
-              <w:t xml:space="preserve">Claim:  </w:t>
+              <w:t xml:space="preserve">Model:  </w:t>
             </w:r>
             <w:r>
               <w:rPr>
                 <w:sz w:val="19"/>
                 <w:szCs w:val="19"/>
               </w:rPr>
-              <w:t xml:space="preserve">I predict the points will line up because sundaes and sauce grow together.</w:t>
-            </w:r>
-          </w:p>
-          <w:p>
-            <w:pPr>
-              <w:spacing w:after="80"/>
-            </w:pPr>
-            <w:r>
-              <w:rPr>
-                <w:b/>
-                <w:bCs/>
-                <w:color w:val="12355B"/>
-                <w:sz w:val="19"/>
-                <w:szCs w:val="19"/>
-              </w:rPr>
-              <w:t xml:space="preserve">Evidence:  </w:t>
-            </w:r>
-            <w:r>
-              <w:rPr>
-                <w:sz w:val="19"/>
-                <w:szCs w:val="19"/>
-              </w:rPr>
-              <w:t xml:space="preserve">A strong answer chooses sundaes (x) and ounces of sauce (y), and predicts a straight line because each sundae always needs 2 more ounces.</w:t>
-            </w:r>
-          </w:p>
-          <w:p>
-            <w:pPr>
-              <w:spacing w:after="80"/>
-            </w:pPr>
-            <w:r>
-              <w:rPr>
-                <w:b/>
-                <w:bCs/>
-                <w:color w:val="12355B"/>
-                <w:sz w:val="19"/>
-                <w:szCs w:val="19"/>
-              </w:rPr>
-              <w:t xml:space="preserve">Reasoning:  </w:t>
-            </w:r>
-            <w:r>
-              <w:rPr>
-                <w:sz w:val="19"/>
-                <w:szCs w:val="19"/>
-              </w:rPr>
-              <w:t xml:space="preserve">This evidence connects the definition of graph ratio tables to the mathematical claim.</w:t>
+              <w:t xml:space="preserve">The points form a straight line, and each sundae adds 2 ounces of sauce. — Listen for 'straight line through the origin' and the connection that the constant 2-ounce step shows a proportional relationship.</w:t>
             </w:r>
           </w:p>
         </w:tc>
@@ -2382,7 +2097,7 @@
           <w:sz w:val="21"/>
           <w:szCs w:val="21"/>
         </w:rPr>
-        <w:t xml:space="preserve">My answer is ___.</w:t>
+        <w:t xml:space="preserve">My answer is ___ because ___.</w:t>
       </w:r>
       <w:r>
         <w:rPr>
@@ -2393,7 +2108,7 @@
           <w:szCs w:val="19"/>
         </w:rPr>
         <w:br/>
-        <w:t xml:space="preserve">Mi respuesta es ___.</w:t>
+        <w:t xml:space="preserve">Mi respuesta es ___ porque ___.</w:t>
       </w:r>
     </w:p>
     <w:tbl>
@@ -2533,7 +2248,7 @@
           <w:sz w:val="21"/>
           <w:szCs w:val="21"/>
         </w:rPr>
-        <w:t xml:space="preserve">I know because ___.</w:t>
+        <w:t xml:space="preserve">My evidence is ___, so ___.</w:t>
       </w:r>
       <w:r>
         <w:rPr>
@@ -2544,31 +2259,7 @@
           <w:szCs w:val="19"/>
         </w:rPr>
         <w:br/>
-        <w:t xml:space="preserve">Lo sé porque ___.</w:t>
-      </w:r>
-    </w:p>
-    <w:p>
-      <w:pPr>
-        <w:spacing w:after="60"/>
-      </w:pPr>
-      <w:r>
-        <w:rPr>
-          <w:color w:val="1A2733"/>
-          <w:sz w:val="21"/>
-          <w:szCs w:val="21"/>
-        </w:rPr>
-        <w:t xml:space="preserve">So ___.</w:t>
-      </w:r>
-      <w:r>
-        <w:rPr>
-          <w:i/>
-          <w:iCs/>
-          <w:color w:val="5F6F80"/>
-          <w:sz w:val="19"/>
-          <w:szCs w:val="19"/>
-        </w:rPr>
-        <w:br/>
-        <w:t xml:space="preserve">Entonces ___.</w:t>
+        <w:t xml:space="preserve">Mi evidencia es ___, entonces ___.</w:t>
       </w:r>
     </w:p>
     <w:tbl>
@@ -2674,78 +2365,6 @@
         <w:t xml:space="preserve">Escribe una afirmación, da evidencia matemática y explica tu razonamiento.</w:t>
       </w:r>
     </w:p>
-    <w:p>
-      <w:pPr>
-        <w:spacing w:after="60"/>
-      </w:pPr>
-      <w:r>
-        <w:rPr>
-          <w:color w:val="1A2733"/>
-          <w:sz w:val="21"/>
-          <w:szCs w:val="21"/>
-        </w:rPr>
-        <w:t xml:space="preserve">My claim is ___.</w:t>
-      </w:r>
-      <w:r>
-        <w:rPr>
-          <w:i/>
-          <w:iCs/>
-          <w:color w:val="5F6F80"/>
-          <w:sz w:val="19"/>
-          <w:szCs w:val="19"/>
-        </w:rPr>
-        <w:br/>
-        <w:t xml:space="preserve">Mi afirmación es ___.</w:t>
-      </w:r>
-    </w:p>
-    <w:p>
-      <w:pPr>
-        <w:spacing w:after="60"/>
-      </w:pPr>
-      <w:r>
-        <w:rPr>
-          <w:color w:val="1A2733"/>
-          <w:sz w:val="21"/>
-          <w:szCs w:val="21"/>
-        </w:rPr>
-        <w:t xml:space="preserve">My math evidence is ___.</w:t>
-      </w:r>
-      <w:r>
-        <w:rPr>
-          <w:i/>
-          <w:iCs/>
-          <w:color w:val="5F6F80"/>
-          <w:sz w:val="19"/>
-          <w:szCs w:val="19"/>
-        </w:rPr>
-        <w:br/>
-        <w:t xml:space="preserve">Mi evidencia matemática es ___.</w:t>
-      </w:r>
-    </w:p>
-    <w:p>
-      <w:pPr>
-        <w:spacing w:after="60"/>
-      </w:pPr>
-      <w:r>
-        <w:rPr>
-          <w:color w:val="1A2733"/>
-          <w:sz w:val="21"/>
-          <w:szCs w:val="21"/>
-        </w:rPr>
-        <w:t xml:space="preserve">This proves ___ because ___.</w:t>
-      </w:r>
-      <w:r>
-        <w:rPr>
-          <w:i/>
-          <w:iCs/>
-          <w:color w:val="5F6F80"/>
-          <w:sz w:val="19"/>
-          <w:szCs w:val="19"/>
-        </w:rPr>
-        <w:br/>
-        <w:t xml:space="preserve">Esto demuestra ___ porque ___.</w:t>
-      </w:r>
-    </w:p>
     <w:tbl>
       <w:tblPr>
         <w:tblW w:type="pct" w:w="100%"/>
@@ -2828,7 +2447,7 @@
           <w:sz w:val="24"/>
           <w:szCs w:val="24"/>
         </w:rPr>
-        <w:t xml:space="preserve">4. Check Your Explanation</w:t>
+        <w:t xml:space="preserve">Check Your Explanation</w:t>
       </w:r>
       <w:r>
         <w:rPr>
@@ -2838,7 +2457,7 @@
           <w:sz w:val="19"/>
           <w:szCs w:val="19"/>
         </w:rPr>
-        <w:t xml:space="preserve">   five quick checks</w:t>
+        <w:t xml:space="preserve">   three quick checks</w:t>
       </w:r>
     </w:p>
     <w:p>
@@ -2862,17 +2481,6 @@
         </w:rPr>
         <w:t xml:space="preserve">I answered the question.</w:t>
       </w:r>
-      <w:r>
-        <w:rPr>
-          <w:i/>
-          <w:iCs/>
-          <w:color w:val="5F6F80"/>
-          <w:sz w:val="18"/>
-          <w:szCs w:val="18"/>
-        </w:rPr>
-        <w:br/>
-        <w:t xml:space="preserve">Respondí la pregunta.</w:t>
-      </w:r>
     </w:p>
     <w:p>
       <w:pPr>
@@ -2893,18 +2501,7 @@
           <w:sz w:val="20"/>
           <w:szCs w:val="20"/>
         </w:rPr>
-        <w:t xml:space="preserve">I used math evidence: numbers, an equation, a model, or a comparison.</w:t>
-      </w:r>
-      <w:r>
-        <w:rPr>
-          <w:i/>
-          <w:iCs/>
-          <w:color w:val="5F6F80"/>
-          <w:sz w:val="18"/>
-          <w:szCs w:val="18"/>
-        </w:rPr>
-        <w:br/>
-        <w:t xml:space="preserve">Usé evidencia matemática: números, una ecuación, un modelo o una comparación.</w:t>
+        <w:t xml:space="preserve">I used math evidence: numbers, an equation, or a model.</w:t>
       </w:r>
     </w:p>
     <w:p>
@@ -2926,84 +2523,7 @@
           <w:sz w:val="20"/>
           <w:szCs w:val="20"/>
         </w:rPr>
-        <w:t xml:space="preserve">I explained how the evidence proves my answer.</w:t>
-      </w:r>
-      <w:r>
-        <w:rPr>
-          <w:i/>
-          <w:iCs/>
-          <w:color w:val="5F6F80"/>
-          <w:sz w:val="18"/>
-          <w:szCs w:val="18"/>
-        </w:rPr>
-        <w:br/>
-        <w:t xml:space="preserve">Expliqué cómo la evidencia demuestra mi respuesta.</w:t>
-      </w:r>
-    </w:p>
-    <w:p>
-      <w:pPr>
-        <w:spacing w:after="80"/>
-      </w:pPr>
-      <w:r>
-        <w:rPr>
-          <w:b/>
-          <w:bCs/>
-          <w:color w:val="1FA6A2"/>
-          <w:sz w:val="22"/>
-          <w:szCs w:val="22"/>
-        </w:rPr>
-        <w:t xml:space="preserve">☐  </w:t>
-      </w:r>
-      <w:r>
-        <w:rPr>
-          <w:sz w:val="20"/>
-          <w:szCs w:val="20"/>
-        </w:rPr>
         <w:t xml:space="preserve">I used at least two math words.</w:t>
-      </w:r>
-      <w:r>
-        <w:rPr>
-          <w:i/>
-          <w:iCs/>
-          <w:color w:val="5F6F80"/>
-          <w:sz w:val="18"/>
-          <w:szCs w:val="18"/>
-        </w:rPr>
-        <w:br/>
-        <w:t xml:space="preserve">Usé por lo menos dos palabras matemáticas.</w:t>
-      </w:r>
-    </w:p>
-    <w:p>
-      <w:pPr>
-        <w:spacing w:after="80"/>
-      </w:pPr>
-      <w:r>
-        <w:rPr>
-          <w:b/>
-          <w:bCs/>
-          <w:color w:val="1FA6A2"/>
-          <w:sz w:val="22"/>
-          <w:szCs w:val="22"/>
-        </w:rPr>
-        <w:t xml:space="preserve">☐  </w:t>
-      </w:r>
-      <w:r>
-        <w:rPr>
-          <w:sz w:val="20"/>
-          <w:szCs w:val="20"/>
-        </w:rPr>
-        <w:t xml:space="preserve">I reread complete sentences and punctuation.</w:t>
-      </w:r>
-      <w:r>
-        <w:rPr>
-          <w:i/>
-          <w:iCs/>
-          <w:color w:val="5F6F80"/>
-          <w:sz w:val="18"/>
-          <w:szCs w:val="18"/>
-        </w:rPr>
-        <w:br/>
-        <w:t xml:space="preserve">Volví a leer mis oraciones completas y la puntuación.</w:t>
       </w:r>
     </w:p>
     <w:p>
@@ -3081,6 +2601,21 @@
           </w:tcPr>
           <w:p>
             <w:pPr>
+              <w:spacing w:after="60"/>
+            </w:pPr>
+            <w:r>
+              <w:rPr>
+                <w:b/>
+                <w:bCs/>
+                <w:color w:val="12355B"/>
+                <w:sz w:val="22"/>
+                <w:szCs w:val="22"/>
+              </w:rPr>
+              <w:t xml:space="preserve">Soccer Balls</w:t>
+            </w:r>
+          </w:p>
+          <w:p>
+            <w:pPr>
               <w:spacing w:after="0"/>
             </w:pPr>
             <w:r>
@@ -3088,7 +2623,7 @@
                 <w:sz w:val="21"/>
                 <w:szCs w:val="21"/>
               </w:rPr>
-              <w:t xml:space="preserve">Chef Academy students are tracking how much chocolate sauce they need for different numbers of sundaes. They know the recipe uses 2 ounces of sauce for every 1 sundae. Chef Reyes challenges them to plot the ratio table values on a coordinate grid to see the pattern. Will the points form a straight line?</w:t>
+              <w:t xml:space="preserve">The organizers of a soccer league ordered 6 of the bags shown to hold soccer balls. Each bag holds the same number of soccer balls. How many soccer balls will the bags hold?</w:t>
             </w:r>
           </w:p>
         </w:tc>
@@ -3818,54 +3353,7 @@
           <w:sz w:val="21"/>
           <w:szCs w:val="21"/>
         </w:rPr>
-        <w:t xml:space="preserve">The sundae recipe uses 2 ounces of chocolate sauce for every 1 sundae. Before you graph, what do you predict the points will look like, and which quantity goes on each axis?</w:t>
-      </w:r>
-    </w:p>
-    <w:p>
-      <w:pPr>
-        <w:spacing w:after="60"/>
-      </w:pPr>
-      <w:r>
-        <w:rPr>
-          <w:color w:val="1A2733"/>
-          <w:sz w:val="21"/>
-          <w:szCs w:val="21"/>
-        </w:rPr>
-        <w:t xml:space="preserve">Start with:  I will put ___ on the x-axis and ___ on the y-axis.</w:t>
-      </w:r>
-      <w:r>
-        <w:rPr>
-          <w:i/>
-          <w:iCs/>
-          <w:color w:val="5F6F80"/>
-          <w:sz w:val="19"/>
-          <w:szCs w:val="19"/>
-        </w:rPr>
-        <w:br/>
-        <w:t xml:space="preserve">Pondré ___ en el eje x y ___ en el eje y.</w:t>
-      </w:r>
-    </w:p>
-    <w:p>
-      <w:pPr>
-        <w:spacing w:after="80"/>
-      </w:pPr>
-      <w:r>
-        <w:rPr>
-          <w:b/>
-          <w:bCs/>
-          <w:color w:val="12355B"/>
-          <w:sz w:val="19"/>
-          <w:szCs w:val="19"/>
-        </w:rPr>
-        <w:t xml:space="preserve">Word bank:  </w:t>
-      </w:r>
-      <w:r>
-        <w:rPr>
-          <w:color w:val="1FA6A2"/>
-          <w:sz w:val="19"/>
-          <w:szCs w:val="19"/>
-        </w:rPr>
-        <w:t xml:space="preserve">Coordinate plane,  Ordered pair,  Origin</w:t>
+        <w:t xml:space="preserve">Each bag holds the same number of soccer balls, and the picture shows one bag with 6 balls. How can you use that one bag to find what 6 bags hold?</w:t>
       </w:r>
     </w:p>
     <w:p>
